--- a/Vishal_Tiwary_Resume_CreditRisk.docx
+++ b/Vishal_Tiwary_Resume_CreditRisk.docx
@@ -229,7 +229,7 @@
           <w:b/>
           <w:sz w:val="22"/>
         </w:rPr>
-        <w:t>Incred Financial Services | Credit Risk Analyst</w:t>
+        <w:t>Incred Financial Services | Assistant Credit Manager</w:t>
       </w:r>
     </w:p>
     <w:p>
